--- a/Отчет_ЛР2.docx
+++ b/Отчет_ЛР2.docx
@@ -44,23 +44,13 @@
           <w:lang w:val="ru-RU"/>
         </w:rPr>
       </w:pPr>
-      <w:proofErr w:type="spellStart"/>
       <w:r>
         <w:rPr>
           <w:b/>
           <w:sz w:val="26"/>
           <w:lang w:val="ru-RU"/>
         </w:rPr>
-        <w:t>Обнинский</w:t>
-      </w:r>
-      <w:proofErr w:type="spellEnd"/>
-      <w:r>
-        <w:rPr>
-          <w:b/>
-          <w:sz w:val="26"/>
-          <w:lang w:val="ru-RU"/>
-        </w:rPr>
-        <w:t xml:space="preserve"> институт атомной энергетики</w:t>
+        <w:t>Обнинский институт атомной энергетики</w:t>
       </w:r>
     </w:p>
     <w:p>
@@ -400,21 +390,7 @@
         <w:rPr>
           <w:lang w:val="ru-RU"/>
         </w:rPr>
-        <w:t xml:space="preserve">Лабораторная работа выполнена на сайте </w:t>
-      </w:r>
-      <w:proofErr w:type="spellStart"/>
-      <w:r>
-        <w:rPr>
-          <w:lang w:val="ru-RU"/>
-        </w:rPr>
-        <w:t>страйкбольной</w:t>
-      </w:r>
-      <w:proofErr w:type="spellEnd"/>
-      <w:r>
-        <w:rPr>
-          <w:lang w:val="ru-RU"/>
-        </w:rPr>
-        <w:t xml:space="preserve"> мастерской «Маяк», созданном в лабораторной работе №1 </w:t>
+        <w:t xml:space="preserve">Лабораторная работа выполнена на сайте страйкбольной мастерской «Маяк», созданном в лабораторной работе №1 </w:t>
       </w:r>
       <w:r>
         <w:rPr>
@@ -456,11 +432,9 @@
         </w:rPr>
         <w:t xml:space="preserve">Планировщик </w:t>
       </w:r>
-      <w:proofErr w:type="spellStart"/>
       <w:r>
         <w:t>APScheduler</w:t>
       </w:r>
-      <w:proofErr w:type="spellEnd"/>
       <w:r>
         <w:rPr>
           <w:lang w:val="ru-RU"/>
@@ -498,11 +472,9 @@
         </w:rPr>
         <w:t xml:space="preserve"> (</w:t>
       </w:r>
-      <w:proofErr w:type="spellStart"/>
       <w:r>
         <w:t>LocMemCache</w:t>
       </w:r>
-      <w:proofErr w:type="spellEnd"/>
       <w:r>
         <w:rPr>
           <w:lang w:val="ru-RU"/>
@@ -588,22 +560,18 @@
         </w:rPr>
         <w:t>.</w:t>
       </w:r>
-      <w:proofErr w:type="spellStart"/>
       <w:r>
         <w:t>py</w:t>
       </w:r>
-      <w:proofErr w:type="spellEnd"/>
       <w:r>
         <w:rPr>
           <w:lang w:val="ru-RU"/>
         </w:rPr>
         <w:t xml:space="preserve"> </w:t>
       </w:r>
-      <w:proofErr w:type="spellStart"/>
       <w:r>
         <w:t>runserver</w:t>
       </w:r>
-      <w:proofErr w:type="spellEnd"/>
       <w:r>
         <w:rPr>
           <w:lang w:val="ru-RU"/>
@@ -652,11 +620,9 @@
         </w:rPr>
         <w:t>.</w:t>
       </w:r>
-      <w:proofErr w:type="spellStart"/>
       <w:r>
         <w:t>py</w:t>
       </w:r>
-      <w:proofErr w:type="spellEnd"/>
       <w:r>
         <w:rPr>
           <w:lang w:val="ru-RU"/>
@@ -704,7 +670,6 @@
           <w:lang w:val="ru-RU"/>
         </w:rPr>
       </w:pPr>
-      <w:proofErr w:type="spellStart"/>
       <w:r>
         <w:rPr>
           <w:rFonts w:ascii="Courier New" w:eastAsia="Courier New" w:hAnsi="Courier New"/>
@@ -712,7 +677,6 @@
         </w:rPr>
         <w:t>timezone</w:t>
       </w:r>
-      <w:proofErr w:type="spellEnd"/>
       <w:r>
         <w:rPr>
           <w:rFonts w:ascii="Courier New" w:eastAsia="Courier New" w:hAnsi="Courier New"/>
@@ -721,7 +685,6 @@
         </w:rPr>
         <w:t xml:space="preserve"> = </w:t>
       </w:r>
-      <w:proofErr w:type="spellStart"/>
       <w:r>
         <w:rPr>
           <w:rFonts w:ascii="Courier New" w:eastAsia="Courier New" w:hAnsi="Courier New"/>
@@ -729,7 +692,6 @@
         </w:rPr>
         <w:t>ZoneInfo</w:t>
       </w:r>
-      <w:proofErr w:type="spellEnd"/>
       <w:r>
         <w:rPr>
           <w:rFonts w:ascii="Courier New" w:eastAsia="Courier New" w:hAnsi="Courier New"/>
@@ -793,98 +755,225 @@
           <w:rFonts w:ascii="Courier New" w:eastAsia="Courier New" w:hAnsi="Courier New"/>
           <w:sz w:val="20"/>
         </w:rPr>
-        <w:t xml:space="preserve">scheduler = </w:t>
-      </w:r>
-      <w:proofErr w:type="spellStart"/>
+        <w:t>scheduler = BackgroundScheduler(timezone=timezon</w:t>
+      </w:r>
       <w:r>
         <w:rPr>
           <w:rFonts w:ascii="Courier New" w:eastAsia="Courier New" w:hAnsi="Courier New"/>
           <w:sz w:val="20"/>
         </w:rPr>
-        <w:t>BackgroundScheduler</w:t>
-      </w:r>
-      <w:proofErr w:type="spellEnd"/>
+        <w:t>e)</w:t>
+      </w:r>
+    </w:p>
+    <w:p>
+      <w:pPr>
+        <w:spacing w:after="0" w:line="240" w:lineRule="auto"/>
+      </w:pPr>
       <w:r>
         <w:rPr>
           <w:rFonts w:ascii="Courier New" w:eastAsia="Courier New" w:hAnsi="Courier New"/>
           <w:sz w:val="20"/>
         </w:rPr>
-        <w:t>(</w:t>
-      </w:r>
-      <w:proofErr w:type="spellStart"/>
+        <w:t>scheduler.add_job(</w:t>
+      </w:r>
+    </w:p>
+    <w:p>
+      <w:pPr>
+        <w:spacing w:after="0" w:line="240" w:lineRule="auto"/>
+      </w:pPr>
       <w:r>
         <w:rPr>
           <w:rFonts w:ascii="Courier New" w:eastAsia="Courier New" w:hAnsi="Courier New"/>
           <w:sz w:val="20"/>
         </w:rPr>
-        <w:t>timezone</w:t>
-      </w:r>
-      <w:proofErr w:type="spellEnd"/>
+        <w:t xml:space="preserve">    scheduled_entry,</w:t>
+      </w:r>
+    </w:p>
+    <w:p>
+      <w:pPr>
+        <w:spacing w:after="0" w:line="240" w:lineRule="auto"/>
+      </w:pPr>
       <w:r>
         <w:rPr>
           <w:rFonts w:ascii="Courier New" w:eastAsia="Courier New" w:hAnsi="Courier New"/>
           <w:sz w:val="20"/>
         </w:rPr>
-        <w:t>=</w:t>
-      </w:r>
-      <w:proofErr w:type="spellStart"/>
+        <w:t xml:space="preserve">    CronTrigger(hour=9, minute=0, timezone=timezone),</w:t>
+      </w:r>
+    </w:p>
+    <w:p>
+      <w:pPr>
+        <w:spacing w:after="0" w:line="240" w:lineRule="auto"/>
+      </w:pPr>
       <w:r>
         <w:rPr>
           <w:rFonts w:ascii="Courier New" w:eastAsia="Courier New" w:hAnsi="Courier New"/>
           <w:sz w:val="20"/>
         </w:rPr>
-        <w:t>timezon</w:t>
-      </w:r>
+        <w:t xml:space="preserve">    id='daily_workshop_reminder',</w:t>
+      </w:r>
+    </w:p>
+    <w:p>
+      <w:pPr>
+        <w:spacing w:after="0" w:line="240" w:lineRule="auto"/>
+      </w:pPr>
       <w:r>
         <w:rPr>
           <w:rFonts w:ascii="Courier New" w:eastAsia="Courier New" w:hAnsi="Courier New"/>
           <w:sz w:val="20"/>
         </w:rPr>
-        <w:t>e</w:t>
-      </w:r>
-      <w:proofErr w:type="spellEnd"/>
+        <w:t xml:space="preserve">    replace_existing=True,</w:t>
+      </w:r>
+    </w:p>
+    <w:p>
+      <w:pPr>
+        <w:spacing w:after="0" w:line="240" w:lineRule="auto"/>
+        <w:rPr>
+          <w:lang w:val="ru-RU"/>
+        </w:rPr>
+      </w:pPr>
       <w:r>
         <w:rPr>
           <w:rFonts w:ascii="Courier New" w:eastAsia="Courier New" w:hAnsi="Courier New"/>
           <w:sz w:val="20"/>
         </w:rPr>
-        <w:t>)</w:t>
+        <w:t xml:space="preserve">    max</w:t>
+      </w:r>
+      <w:r>
+        <w:rPr>
+          <w:rFonts w:ascii="Courier New" w:eastAsia="Courier New" w:hAnsi="Courier New"/>
+          <w:sz w:val="20"/>
+          <w:lang w:val="ru-RU"/>
+        </w:rPr>
+        <w:t>_</w:t>
+      </w:r>
+      <w:r>
+        <w:rPr>
+          <w:rFonts w:ascii="Courier New" w:eastAsia="Courier New" w:hAnsi="Courier New"/>
+          <w:sz w:val="20"/>
+        </w:rPr>
+        <w:t>instances</w:t>
+      </w:r>
+      <w:r>
+        <w:rPr>
+          <w:rFonts w:ascii="Courier New" w:eastAsia="Courier New" w:hAnsi="Courier New"/>
+          <w:sz w:val="20"/>
+          <w:lang w:val="ru-RU"/>
+        </w:rPr>
+        <w:t>=1,</w:t>
       </w:r>
     </w:p>
     <w:p>
       <w:pPr>
         <w:spacing w:after="0" w:line="240" w:lineRule="auto"/>
+        <w:rPr>
+          <w:lang w:val="ru-RU"/>
+        </w:rPr>
       </w:pPr>
       <w:r>
         <w:rPr>
           <w:rFonts w:ascii="Courier New" w:eastAsia="Courier New" w:hAnsi="Courier New"/>
           <w:sz w:val="20"/>
-        </w:rPr>
-        <w:t>scheduler.add_job(</w:t>
+          <w:lang w:val="ru-RU"/>
+        </w:rPr>
+        <w:t>)</w:t>
       </w:r>
     </w:p>
     <w:p>
       <w:pPr>
         <w:spacing w:after="0" w:line="240" w:lineRule="auto"/>
+        <w:rPr>
+          <w:lang w:val="ru-RU"/>
+        </w:rPr>
       </w:pPr>
       <w:r>
         <w:rPr>
           <w:rFonts w:ascii="Courier New" w:eastAsia="Courier New" w:hAnsi="Courier New"/>
           <w:sz w:val="20"/>
         </w:rPr>
-        <w:t xml:space="preserve">    scheduled_entry,</w:t>
+        <w:t>scheduler</w:t>
+      </w:r>
+      <w:r>
+        <w:rPr>
+          <w:rFonts w:ascii="Courier New" w:eastAsia="Courier New" w:hAnsi="Courier New"/>
+          <w:sz w:val="20"/>
+          <w:lang w:val="ru-RU"/>
+        </w:rPr>
+        <w:t>.</w:t>
+      </w:r>
+      <w:r>
+        <w:rPr>
+          <w:rFonts w:ascii="Courier New" w:eastAsia="Courier New" w:hAnsi="Courier New"/>
+          <w:sz w:val="20"/>
+        </w:rPr>
+        <w:t>start</w:t>
+      </w:r>
+      <w:r>
+        <w:rPr>
+          <w:rFonts w:ascii="Courier New" w:eastAsia="Courier New" w:hAnsi="Courier New"/>
+          <w:sz w:val="20"/>
+          <w:lang w:val="ru-RU"/>
+        </w:rPr>
+        <w:t>()</w:t>
       </w:r>
     </w:p>
     <w:p>
       <w:pPr>
         <w:spacing w:after="0" w:line="240" w:lineRule="auto"/>
+        <w:rPr>
+          <w:lang w:val="ru-RU"/>
+        </w:rPr>
+      </w:pPr>
+    </w:p>
+    <w:p>
+      <w:pPr>
+        <w:spacing w:after="160" w:line="240" w:lineRule="auto"/>
+        <w:jc w:val="both"/>
+        <w:rPr>
+          <w:lang w:val="ru-RU"/>
+        </w:rPr>
+      </w:pPr>
+      <w:r>
+        <w:rPr>
+          <w:lang w:val="ru-RU"/>
+        </w:rPr>
+        <w:t>Само действие не зависит от библиотеки планировщика, поэ</w:t>
+      </w:r>
+      <w:r>
+        <w:rPr>
+          <w:lang w:val="ru-RU"/>
+        </w:rPr>
+        <w:t xml:space="preserve">тому его же вызывают кнопка в кабинете, команда </w:t>
+      </w:r>
+      <w:r>
+        <w:t>manage</w:t>
+      </w:r>
+      <w:r>
+        <w:rPr>
+          <w:lang w:val="ru-RU"/>
+        </w:rPr>
+        <w:t>.</w:t>
+      </w:r>
+      <w:r>
+        <w:t>py</w:t>
+      </w:r>
+      <w:r>
+        <w:rPr>
+          <w:lang w:val="ru-RU"/>
+        </w:rPr>
+        <w:t xml:space="preserve"> и тест:</w:t>
+      </w:r>
+    </w:p>
+    <w:p>
+      <w:pPr>
+        <w:spacing w:after="0" w:line="240" w:lineRule="auto"/>
       </w:pPr>
       <w:r>
         <w:rPr>
           <w:rFonts w:ascii="Courier New" w:eastAsia="Courier New" w:hAnsi="Courier New"/>
           <w:sz w:val="20"/>
         </w:rPr>
-        <w:t xml:space="preserve">    CronTrigger(hour=9, minute=0, timezone=timezone),</w:t>
+        <w:t>def run_scheduled_jobs(today=None):</w:t>
       </w:r>
     </w:p>
     <w:p>
@@ -896,7 +985,7 @@
           <w:rFonts w:ascii="Courier New" w:eastAsia="Courier New" w:hAnsi="Courier New"/>
           <w:sz w:val="20"/>
         </w:rPr>
-        <w:t xml:space="preserve">    id='daily_workshop_reminder',</w:t>
+        <w:t xml:space="preserve">    today = today or timezone.localdate()</w:t>
       </w:r>
     </w:p>
     <w:p>
@@ -908,7 +997,7 @@
           <w:rFonts w:ascii="Courier New" w:eastAsia="Courier New" w:hAnsi="Courier New"/>
           <w:sz w:val="20"/>
         </w:rPr>
-        <w:t xml:space="preserve">    replace_existing=True,</w:t>
+        <w:t xml:space="preserve">    unread = FeedbackMessage.objects.filter(is_read=False).count()</w:t>
       </w:r>
     </w:p>
     <w:p>
@@ -923,7 +1012,7 @@
           <w:rFonts w:ascii="Courier New" w:eastAsia="Courier New" w:hAnsi="Courier New"/>
           <w:sz w:val="20"/>
         </w:rPr>
-        <w:t xml:space="preserve">    max</w:t>
+        <w:t xml:space="preserve">    if</w:t>
       </w:r>
       <w:r>
         <w:rPr>
@@ -931,14 +1020,14 @@
           <w:sz w:val="20"/>
           <w:lang w:val="ru-RU"/>
         </w:rPr>
-        <w:t>_</w:t>
+        <w:t xml:space="preserve"> </w:t>
       </w:r>
       <w:r>
         <w:rPr>
           <w:rFonts w:ascii="Courier New" w:eastAsia="Courier New" w:hAnsi="Courier New"/>
           <w:sz w:val="20"/>
         </w:rPr>
-        <w:t>instances</w:t>
+        <w:t>unread</w:t>
       </w:r>
       <w:r>
         <w:rPr>
@@ -946,7 +1035,7 @@
           <w:sz w:val="20"/>
           <w:lang w:val="ru-RU"/>
         </w:rPr>
-        <w:t>=1,</w:t>
+        <w:t>:</w:t>
       </w:r>
     </w:p>
     <w:p>
@@ -962,7 +1051,22 @@
           <w:sz w:val="20"/>
           <w:lang w:val="ru-RU"/>
         </w:rPr>
-        <w:t>)</w:t>
+        <w:t xml:space="preserve">        </w:t>
+      </w:r>
+      <w:r>
+        <w:rPr>
+          <w:rFonts w:ascii="Courier New" w:eastAsia="Courier New" w:hAnsi="Courier New"/>
+          <w:sz w:val="20"/>
+        </w:rPr>
+        <w:t>text</w:t>
+      </w:r>
+      <w:r>
+        <w:rPr>
+          <w:rFonts w:ascii="Courier New" w:eastAsia="Courier New" w:hAnsi="Courier New"/>
+          <w:sz w:val="20"/>
+          <w:lang w:val="ru-RU"/>
+        </w:rPr>
+        <w:t xml:space="preserve"> = (</w:t>
       </w:r>
     </w:p>
     <w:p>
@@ -976,31 +1080,84 @@
         <w:rPr>
           <w:rFonts w:ascii="Courier New" w:eastAsia="Courier New" w:hAnsi="Courier New"/>
           <w:sz w:val="20"/>
-        </w:rPr>
-        <w:t>scheduler</w:t>
+          <w:lang w:val="ru-RU"/>
+        </w:rPr>
+        <w:t xml:space="preserve">            </w:t>
       </w:r>
       <w:r>
         <w:rPr>
           <w:rFonts w:ascii="Courier New" w:eastAsia="Courier New" w:hAnsi="Courier New"/>
           <w:sz w:val="20"/>
-          <w:lang w:val="ru-RU"/>
-        </w:rPr>
-        <w:t>.</w:t>
+        </w:rPr>
+        <w:t>f</w:t>
       </w:r>
       <w:r>
         <w:rPr>
           <w:rFonts w:ascii="Courier New" w:eastAsia="Courier New" w:hAnsi="Courier New"/>
           <w:sz w:val="20"/>
-        </w:rPr>
-        <w:t>start</w:t>
+          <w:lang w:val="ru-RU"/>
+        </w:rPr>
+        <w:t>'Напоминание на {</w:t>
       </w:r>
       <w:r>
         <w:rPr>
           <w:rFonts w:ascii="Courier New" w:eastAsia="Courier New" w:hAnsi="Courier New"/>
           <w:sz w:val="20"/>
-          <w:lang w:val="ru-RU"/>
-        </w:rPr>
-        <w:t>()</w:t>
+        </w:rPr>
+        <w:t>today</w:t>
+      </w:r>
+      <w:r>
+        <w:rPr>
+          <w:rFonts w:ascii="Courier New" w:eastAsia="Courier New" w:hAnsi="Courier New"/>
+          <w:sz w:val="20"/>
+          <w:lang w:val="ru-RU"/>
+        </w:rPr>
+        <w:t>:%</w:t>
+      </w:r>
+      <w:r>
+        <w:rPr>
+          <w:rFonts w:ascii="Courier New" w:eastAsia="Courier New" w:hAnsi="Courier New"/>
+          <w:sz w:val="20"/>
+        </w:rPr>
+        <w:t>d</w:t>
+      </w:r>
+      <w:r>
+        <w:rPr>
+          <w:rFonts w:ascii="Courier New" w:eastAsia="Courier New" w:hAnsi="Courier New"/>
+          <w:sz w:val="20"/>
+          <w:lang w:val="ru-RU"/>
+        </w:rPr>
+        <w:t>.%</w:t>
+      </w:r>
+      <w:r>
+        <w:rPr>
+          <w:rFonts w:ascii="Courier New" w:eastAsia="Courier New" w:hAnsi="Courier New"/>
+          <w:sz w:val="20"/>
+        </w:rPr>
+        <w:t>m</w:t>
+      </w:r>
+      <w:r>
+        <w:rPr>
+          <w:rFonts w:ascii="Courier New" w:eastAsia="Courier New" w:hAnsi="Courier New"/>
+          <w:sz w:val="20"/>
+          <w:lang w:val="ru-RU"/>
+        </w:rPr>
+        <w:t>.%</w:t>
+      </w:r>
+      <w:r>
+        <w:rPr>
+          <w:rFonts w:ascii="Courier New" w:eastAsia="Courier New" w:hAnsi="Courier New"/>
+          <w:sz w:val="20"/>
+        </w:rPr>
+        <w:t>Y</w:t>
+      </w:r>
+      <w:r>
+        <w:rPr>
+          <w:rFonts w:ascii="Courier New" w:eastAsia="Courier New" w:hAnsi="Courier New"/>
+          <w:sz w:val="20"/>
+          <w:lang w:val="ru-RU"/>
+        </w:rPr>
+        <w:t>}: '</w:t>
       </w:r>
     </w:p>
     <w:p>
@@ -1010,9 +1167,334 @@
           <w:lang w:val="ru-RU"/>
         </w:rPr>
       </w:pPr>
+      <w:r>
+        <w:rPr>
+          <w:rFonts w:ascii="Courier New" w:eastAsia="Courier New" w:hAnsi="Courier New"/>
+          <w:sz w:val="20"/>
+          <w:lang w:val="ru-RU"/>
+        </w:rPr>
+        <w:t xml:space="preserve">            </w:t>
+      </w:r>
+      <w:r>
+        <w:rPr>
+          <w:rFonts w:ascii="Courier New" w:eastAsia="Courier New" w:hAnsi="Courier New"/>
+          <w:sz w:val="20"/>
+        </w:rPr>
+        <w:t>f</w:t>
+      </w:r>
+      <w:r>
+        <w:rPr>
+          <w:rFonts w:ascii="Courier New" w:eastAsia="Courier New" w:hAnsi="Courier New"/>
+          <w:sz w:val="20"/>
+          <w:lang w:val="ru-RU"/>
+        </w:rPr>
+        <w:t>'непрочитанных заявок на ТО — {</w:t>
+      </w:r>
+      <w:r>
+        <w:rPr>
+          <w:rFonts w:ascii="Courier New" w:eastAsia="Courier New" w:hAnsi="Courier New"/>
+          <w:sz w:val="20"/>
+        </w:rPr>
+        <w:t>unread</w:t>
+      </w:r>
+      <w:r>
+        <w:rPr>
+          <w:rFonts w:ascii="Courier New" w:eastAsia="Courier New" w:hAnsi="Courier New"/>
+          <w:sz w:val="20"/>
+          <w:lang w:val="ru-RU"/>
+        </w:rPr>
+        <w:t>}.'</w:t>
+      </w:r>
     </w:p>
     <w:p>
       <w:pPr>
+        <w:spacing w:after="0" w:line="240" w:lineRule="auto"/>
+        <w:rPr>
+          <w:lang w:val="ru-RU"/>
+        </w:rPr>
+      </w:pPr>
+      <w:r>
+        <w:rPr>
+          <w:rFonts w:ascii="Courier New" w:eastAsia="Courier New" w:hAnsi="Courier New"/>
+          <w:sz w:val="20"/>
+          <w:lang w:val="ru-RU"/>
+        </w:rPr>
+        <w:t xml:space="preserve">        )</w:t>
+      </w:r>
+    </w:p>
+    <w:p>
+      <w:pPr>
+        <w:spacing w:after="0" w:line="240" w:lineRule="auto"/>
+        <w:rPr>
+          <w:lang w:val="ru-RU"/>
+        </w:rPr>
+      </w:pPr>
+      <w:r>
+        <w:rPr>
+          <w:rFonts w:ascii="Courier New" w:eastAsia="Courier New" w:hAnsi="Courier New"/>
+          <w:sz w:val="20"/>
+          <w:lang w:val="ru-RU"/>
+        </w:rPr>
+        <w:t xml:space="preserve">    </w:t>
+      </w:r>
+      <w:r>
+        <w:rPr>
+          <w:rFonts w:ascii="Courier New" w:eastAsia="Courier New" w:hAnsi="Courier New"/>
+          <w:sz w:val="20"/>
+        </w:rPr>
+        <w:t>else</w:t>
+      </w:r>
+      <w:r>
+        <w:rPr>
+          <w:rFonts w:ascii="Courier New" w:eastAsia="Courier New" w:hAnsi="Courier New"/>
+          <w:sz w:val="20"/>
+          <w:lang w:val="ru-RU"/>
+        </w:rPr>
+        <w:t>:</w:t>
+      </w:r>
+    </w:p>
+    <w:p>
+      <w:pPr>
+        <w:spacing w:after="0" w:line="240" w:lineRule="auto"/>
+        <w:rPr>
+          <w:lang w:val="ru-RU"/>
+        </w:rPr>
+      </w:pPr>
+      <w:r>
+        <w:rPr>
+          <w:rFonts w:ascii="Courier New" w:eastAsia="Courier New" w:hAnsi="Courier New"/>
+          <w:sz w:val="20"/>
+          <w:lang w:val="ru-RU"/>
+        </w:rPr>
+        <w:t xml:space="preserve">        </w:t>
+      </w:r>
+      <w:r>
+        <w:rPr>
+          <w:rFonts w:ascii="Courier New" w:eastAsia="Courier New" w:hAnsi="Courier New"/>
+          <w:sz w:val="20"/>
+        </w:rPr>
+        <w:t>text</w:t>
+      </w:r>
+      <w:r>
+        <w:rPr>
+          <w:rFonts w:ascii="Courier New" w:eastAsia="Courier New" w:hAnsi="Courier New"/>
+          <w:sz w:val="20"/>
+          <w:lang w:val="ru-RU"/>
+        </w:rPr>
+        <w:t xml:space="preserve"> = </w:t>
+      </w:r>
+      <w:r>
+        <w:rPr>
+          <w:rFonts w:ascii="Courier New" w:eastAsia="Courier New" w:hAnsi="Courier New"/>
+          <w:sz w:val="20"/>
+        </w:rPr>
+        <w:t>f</w:t>
+      </w:r>
+      <w:r>
+        <w:rPr>
+          <w:rFonts w:ascii="Courier New" w:eastAsia="Courier New" w:hAnsi="Courier New"/>
+          <w:sz w:val="20"/>
+          <w:lang w:val="ru-RU"/>
+        </w:rPr>
+        <w:t>'{</w:t>
+      </w:r>
+      <w:r>
+        <w:rPr>
+          <w:rFonts w:ascii="Courier New" w:eastAsia="Courier New" w:hAnsi="Courier New"/>
+          <w:sz w:val="20"/>
+        </w:rPr>
+        <w:t>today</w:t>
+      </w:r>
+      <w:r>
+        <w:rPr>
+          <w:rFonts w:ascii="Courier New" w:eastAsia="Courier New" w:hAnsi="Courier New"/>
+          <w:sz w:val="20"/>
+          <w:lang w:val="ru-RU"/>
+        </w:rPr>
+        <w:t>:%</w:t>
+      </w:r>
+      <w:r>
+        <w:rPr>
+          <w:rFonts w:ascii="Courier New" w:eastAsia="Courier New" w:hAnsi="Courier New"/>
+          <w:sz w:val="20"/>
+        </w:rPr>
+        <w:t>d</w:t>
+      </w:r>
+      <w:r>
+        <w:rPr>
+          <w:rFonts w:ascii="Courier New" w:eastAsia="Courier New" w:hAnsi="Courier New"/>
+          <w:sz w:val="20"/>
+          <w:lang w:val="ru-RU"/>
+        </w:rPr>
+        <w:t>.%</w:t>
+      </w:r>
+      <w:r>
+        <w:rPr>
+          <w:rFonts w:ascii="Courier New" w:eastAsia="Courier New" w:hAnsi="Courier New"/>
+          <w:sz w:val="20"/>
+        </w:rPr>
+        <w:t>m</w:t>
+      </w:r>
+      <w:r>
+        <w:rPr>
+          <w:rFonts w:ascii="Courier New" w:eastAsia="Courier New" w:hAnsi="Courier New"/>
+          <w:sz w:val="20"/>
+          <w:lang w:val="ru-RU"/>
+        </w:rPr>
+        <w:t>.%</w:t>
+      </w:r>
+      <w:r>
+        <w:rPr>
+          <w:rFonts w:ascii="Courier New" w:eastAsia="Courier New" w:hAnsi="Courier New"/>
+          <w:sz w:val="20"/>
+        </w:rPr>
+        <w:t>Y</w:t>
+      </w:r>
+      <w:r>
+        <w:rPr>
+          <w:rFonts w:ascii="Courier New" w:eastAsia="Courier New" w:hAnsi="Courier New"/>
+          <w:sz w:val="20"/>
+          <w:lang w:val="ru-RU"/>
+        </w:rPr>
+        <w:t>}: непрочитанных заявок нет.'</w:t>
+      </w:r>
+    </w:p>
+    <w:p>
+      <w:pPr>
+        <w:spacing w:after="0" w:line="240" w:lineRule="auto"/>
+      </w:pPr>
+      <w:r>
+        <w:rPr>
+          <w:rFonts w:ascii="Courier New" w:eastAsia="Courier New" w:hAnsi="Courier New"/>
+          <w:sz w:val="20"/>
+          <w:lang w:val="ru-RU"/>
+        </w:rPr>
+        <w:t xml:space="preserve">    </w:t>
+      </w:r>
+      <w:r>
+        <w:rPr>
+          <w:rFonts w:ascii="Courier New" w:eastAsia="Courier New" w:hAnsi="Courier New"/>
+          <w:sz w:val="20"/>
+        </w:rPr>
+        <w:t>reminder, _created = DailyReminder.objects.update_or_create(</w:t>
+      </w:r>
+    </w:p>
+    <w:p>
+      <w:pPr>
+        <w:spacing w:after="0" w:line="240" w:lineRule="auto"/>
+      </w:pPr>
+      <w:r>
+        <w:rPr>
+          <w:rFonts w:ascii="Courier New" w:eastAsia="Courier New" w:hAnsi="Courier New"/>
+          <w:sz w:val="20"/>
+        </w:rPr>
+        <w:t xml:space="preserve">        day=today,</w:t>
+      </w:r>
+    </w:p>
+    <w:p>
+      <w:pPr>
+        <w:spacing w:after="0" w:line="240" w:lineRule="auto"/>
+      </w:pPr>
+      <w:r>
+        <w:rPr>
+          <w:rFonts w:ascii="Courier New" w:eastAsia="Courier New" w:hAnsi="Courier New"/>
+          <w:sz w:val="20"/>
+        </w:rPr>
+        <w:t xml:space="preserve">        defaults={'text': text},</w:t>
+      </w:r>
+    </w:p>
+    <w:p>
+      <w:pPr>
+        <w:spacing w:after="0" w:line="240" w:lineRule="auto"/>
+      </w:pPr>
+      <w:r>
+        <w:rPr>
+          <w:rFonts w:ascii="Courier New" w:eastAsia="Courier New" w:hAnsi="Courier New"/>
+          <w:sz w:val="20"/>
+        </w:rPr>
+        <w:t xml:space="preserve">    )</w:t>
+      </w:r>
+    </w:p>
+    <w:p>
+      <w:pPr>
+        <w:spacing w:after="0" w:line="240" w:lineRule="auto"/>
+      </w:pPr>
+      <w:r>
+        <w:rPr>
+          <w:rFonts w:ascii="Courier New" w:eastAsia="Courier New" w:hAnsi="Courier New"/>
+          <w:sz w:val="20"/>
+        </w:rPr>
+        <w:t xml:space="preserve">    cutoff = timezone.now() - timedelta(days=30)</w:t>
+      </w:r>
+    </w:p>
+    <w:p>
+      <w:pPr>
+        <w:spacing w:after="0" w:line="240" w:lineRule="auto"/>
+      </w:pPr>
+      <w:r>
+        <w:rPr>
+          <w:rFonts w:ascii="Courier New" w:eastAsia="Courier New" w:hAnsi="Courier New"/>
+          <w:sz w:val="20"/>
+        </w:rPr>
+        <w:lastRenderedPageBreak/>
+        <w:t xml:space="preserve">    deleted, _details = FeedbackMessage.objects.filter(</w:t>
+      </w:r>
+    </w:p>
+    <w:p>
+      <w:pPr>
+        <w:spacing w:after="0" w:line="240" w:lineRule="auto"/>
+      </w:pPr>
+      <w:r>
+        <w:rPr>
+          <w:rFonts w:ascii="Courier New" w:eastAsia="Courier New" w:hAnsi="Courier New"/>
+          <w:sz w:val="20"/>
+        </w:rPr>
+        <w:t xml:space="preserve">        is_read=True,</w:t>
+      </w:r>
+    </w:p>
+    <w:p>
+      <w:pPr>
+        <w:spacing w:after="0" w:line="240" w:lineRule="auto"/>
+      </w:pPr>
+      <w:r>
+        <w:rPr>
+          <w:rFonts w:ascii="Courier New" w:eastAsia="Courier New" w:hAnsi="Courier New"/>
+          <w:sz w:val="20"/>
+        </w:rPr>
+        <w:t xml:space="preserve">        created_at__lt=cutoff,</w:t>
+      </w:r>
+    </w:p>
+    <w:p>
+      <w:pPr>
+        <w:spacing w:after="0" w:line="240" w:lineRule="auto"/>
+      </w:pPr>
+      <w:r>
+        <w:rPr>
+          <w:rFonts w:ascii="Courier New" w:eastAsia="Courier New" w:hAnsi="Courier New"/>
+          <w:sz w:val="20"/>
+        </w:rPr>
+        <w:t xml:space="preserve">    ).delete()</w:t>
+      </w:r>
+    </w:p>
+    <w:p>
+      <w:pPr>
+        <w:spacing w:after="0" w:line="240" w:lineRule="auto"/>
+      </w:pPr>
+      <w:r>
+        <w:rPr>
+          <w:rFonts w:ascii="Courier New" w:eastAsia="Courier New" w:hAnsi="Courier New"/>
+          <w:sz w:val="20"/>
+        </w:rPr>
+        <w:t xml:space="preserve">    return reminder, deleted</w:t>
+      </w:r>
+    </w:p>
+    <w:p>
+      <w:pPr>
+        <w:spacing w:after="0" w:line="240" w:lineRule="auto"/>
+      </w:pPr>
+    </w:p>
+    <w:p>
+      <w:pPr>
         <w:spacing w:after="160" w:line="240" w:lineRule="auto"/>
         <w:jc w:val="both"/>
         <w:rPr>
@@ -1020,766 +1502,145 @@
         </w:rPr>
       </w:pPr>
       <w:r>
-        <w:rPr>
-          <w:lang w:val="ru-RU"/>
-        </w:rPr>
-        <w:t>Само действие не зависит от библиотеки планировщика, поэ</w:t>
-      </w:r>
-      <w:r>
-        <w:rPr>
-          <w:lang w:val="ru-RU"/>
-        </w:rPr>
-        <w:t xml:space="preserve">тому его же вызывают кнопка в кабинете, команда </w:t>
-      </w:r>
-      <w:r>
-        <w:t>manage</w:t>
-      </w:r>
-      <w:r>
-        <w:rPr>
-          <w:lang w:val="ru-RU"/>
-        </w:rPr>
-        <w:t>.</w:t>
-      </w:r>
-      <w:proofErr w:type="spellStart"/>
-      <w:r>
-        <w:t>py</w:t>
-      </w:r>
-      <w:proofErr w:type="spellEnd"/>
-      <w:r>
-        <w:rPr>
-          <w:lang w:val="ru-RU"/>
-        </w:rPr>
-        <w:t xml:space="preserve"> и тест:</w:t>
+        <w:t xml:space="preserve">Напоминание хранится в таблице club_dailyreminder (дата, текст). </w:t>
+      </w:r>
+      <w:r>
+        <w:rPr>
+          <w:lang w:val="ru-RU"/>
+        </w:rPr>
+        <w:t>Повторный запуск в тот же день обновл</w:t>
+      </w:r>
+      <w:r>
+        <w:rPr>
+          <w:lang w:val="ru-RU"/>
+        </w:rPr>
+        <w:t>яет текст, а не создаёт вторую запись. Удаляются только прочитанные заявки старше 30 дней: новые и непрочитанные остаются.</w:t>
       </w:r>
     </w:p>
     <w:p>
       <w:pPr>
-        <w:spacing w:after="0" w:line="240" w:lineRule="auto"/>
-      </w:pPr>
-      <w:r>
-        <w:rPr>
-          <w:rFonts w:ascii="Courier New" w:eastAsia="Courier New" w:hAnsi="Courier New"/>
-          <w:sz w:val="20"/>
-        </w:rPr>
-        <w:t xml:space="preserve">def </w:t>
-      </w:r>
-      <w:proofErr w:type="spellStart"/>
-      <w:r>
-        <w:rPr>
-          <w:rFonts w:ascii="Courier New" w:eastAsia="Courier New" w:hAnsi="Courier New"/>
-          <w:sz w:val="20"/>
-        </w:rPr>
-        <w:t>run_scheduled_jobs</w:t>
-      </w:r>
-      <w:proofErr w:type="spellEnd"/>
-      <w:r>
-        <w:rPr>
-          <w:rFonts w:ascii="Courier New" w:eastAsia="Courier New" w:hAnsi="Courier New"/>
-          <w:sz w:val="20"/>
-        </w:rPr>
-        <w:t>(today=None):</w:t>
+        <w:spacing w:before="240" w:after="160" w:line="240" w:lineRule="auto"/>
+        <w:rPr>
+          <w:lang w:val="ru-RU"/>
+        </w:rPr>
+      </w:pPr>
+      <w:r>
+        <w:rPr>
+          <w:b/>
+          <w:lang w:val="ru-RU"/>
+        </w:rPr>
+        <w:t>3. Кэширование</w:t>
       </w:r>
     </w:p>
     <w:p>
       <w:pPr>
-        <w:spacing w:after="0" w:line="240" w:lineRule="auto"/>
-      </w:pPr>
-      <w:r>
-        <w:rPr>
-          <w:rFonts w:ascii="Courier New" w:eastAsia="Courier New" w:hAnsi="Courier New"/>
-          <w:sz w:val="20"/>
-        </w:rPr>
-        <w:t xml:space="preserve">    today = today or timezone.localdate()</w:t>
+        <w:spacing w:after="160" w:line="240" w:lineRule="auto"/>
+        <w:jc w:val="both"/>
+        <w:rPr>
+          <w:lang w:val="ru-RU"/>
+        </w:rPr>
+      </w:pPr>
+      <w:r>
+        <w:rPr>
+          <w:lang w:val="ru-RU"/>
+        </w:rPr>
+        <w:t xml:space="preserve">Используется встроенный кэш </w:t>
+      </w:r>
+      <w:r>
+        <w:t>Django</w:t>
+      </w:r>
+      <w:r>
+        <w:rPr>
+          <w:lang w:val="ru-RU"/>
+        </w:rPr>
+        <w:t xml:space="preserve">. Бэкенд — </w:t>
+      </w:r>
+      <w:r>
+        <w:t>django</w:t>
+      </w:r>
+      <w:r>
+        <w:rPr>
+          <w:lang w:val="ru-RU"/>
+        </w:rPr>
+        <w:t>.</w:t>
+      </w:r>
+      <w:r>
+        <w:t>core</w:t>
+      </w:r>
+      <w:r>
+        <w:rPr>
+          <w:lang w:val="ru-RU"/>
+        </w:rPr>
+        <w:t>.</w:t>
+      </w:r>
+      <w:r>
+        <w:t>cache</w:t>
+      </w:r>
+      <w:r>
+        <w:rPr>
+          <w:lang w:val="ru-RU"/>
+        </w:rPr>
+        <w:t>.</w:t>
+      </w:r>
+      <w:r>
+        <w:t>backends</w:t>
+      </w:r>
+      <w:r>
+        <w:rPr>
+          <w:lang w:val="ru-RU"/>
+        </w:rPr>
+        <w:t>.</w:t>
+      </w:r>
+      <w:r>
+        <w:t>locmem</w:t>
+      </w:r>
+      <w:r>
+        <w:rPr>
+          <w:lang w:val="ru-RU"/>
+        </w:rPr>
+        <w:t>.</w:t>
+      </w:r>
+      <w:r>
+        <w:t>LocMemCache</w:t>
+      </w:r>
+      <w:r>
+        <w:rPr>
+          <w:lang w:val="ru-RU"/>
+        </w:rPr>
+        <w:t>, время жизни записи — 120 с</w:t>
+      </w:r>
+      <w:r>
+        <w:rPr>
+          <w:lang w:val="ru-RU"/>
+        </w:rPr>
+        <w:t xml:space="preserve">екунд. Отдельный </w:t>
+      </w:r>
+      <w:r>
+        <w:t>Redis</w:t>
+      </w:r>
+      <w:r>
+        <w:rPr>
+          <w:lang w:val="ru-RU"/>
+        </w:rPr>
+        <w:t xml:space="preserve"> не требуется. Меню в шапке и подвале, страница по типу и список фотографий читаются из кэша; при промахе данные берутся из </w:t>
+      </w:r>
+      <w:r>
+        <w:t>SQLite</w:t>
+      </w:r>
+      <w:r>
+        <w:rPr>
+          <w:lang w:val="ru-RU"/>
+        </w:rPr>
+        <w:t xml:space="preserve"> и кладутся в кэш.</w:t>
       </w:r>
     </w:p>
     <w:p>
       <w:pPr>
-        <w:spacing w:after="0" w:line="240" w:lineRule="auto"/>
-      </w:pPr>
-      <w:r>
-        <w:rPr>
-          <w:rFonts w:ascii="Courier New" w:eastAsia="Courier New" w:hAnsi="Courier New"/>
-          <w:sz w:val="20"/>
-        </w:rPr>
-        <w:t xml:space="preserve">    unread = FeedbackMessage.objects.filter(is_read=False).count()</w:t>
-      </w:r>
-    </w:p>
-    <w:p>
-      <w:pPr>
-        <w:spacing w:after="0" w:line="240" w:lineRule="auto"/>
-        <w:rPr>
-          <w:lang w:val="ru-RU"/>
-        </w:rPr>
-      </w:pPr>
-      <w:r>
-        <w:rPr>
-          <w:rFonts w:ascii="Courier New" w:eastAsia="Courier New" w:hAnsi="Courier New"/>
-          <w:sz w:val="20"/>
-        </w:rPr>
-        <w:t xml:space="preserve">    if</w:t>
-      </w:r>
-      <w:r>
-        <w:rPr>
-          <w:rFonts w:ascii="Courier New" w:eastAsia="Courier New" w:hAnsi="Courier New"/>
-          <w:sz w:val="20"/>
-          <w:lang w:val="ru-RU"/>
-        </w:rPr>
-        <w:t xml:space="preserve"> </w:t>
-      </w:r>
-      <w:r>
-        <w:rPr>
-          <w:rFonts w:ascii="Courier New" w:eastAsia="Courier New" w:hAnsi="Courier New"/>
-          <w:sz w:val="20"/>
-        </w:rPr>
-        <w:t>unread</w:t>
-      </w:r>
-      <w:r>
-        <w:rPr>
-          <w:rFonts w:ascii="Courier New" w:eastAsia="Courier New" w:hAnsi="Courier New"/>
-          <w:sz w:val="20"/>
-          <w:lang w:val="ru-RU"/>
-        </w:rPr>
-        <w:t>:</w:t>
-      </w:r>
-    </w:p>
-    <w:p>
-      <w:pPr>
-        <w:spacing w:after="0" w:line="240" w:lineRule="auto"/>
-        <w:rPr>
-          <w:lang w:val="ru-RU"/>
-        </w:rPr>
-      </w:pPr>
-      <w:r>
-        <w:rPr>
-          <w:rFonts w:ascii="Courier New" w:eastAsia="Courier New" w:hAnsi="Courier New"/>
-          <w:sz w:val="20"/>
-          <w:lang w:val="ru-RU"/>
-        </w:rPr>
-        <w:t xml:space="preserve">        </w:t>
-      </w:r>
-      <w:r>
-        <w:rPr>
-          <w:rFonts w:ascii="Courier New" w:eastAsia="Courier New" w:hAnsi="Courier New"/>
-          <w:sz w:val="20"/>
-        </w:rPr>
-        <w:t>text</w:t>
-      </w:r>
-      <w:r>
-        <w:rPr>
-          <w:rFonts w:ascii="Courier New" w:eastAsia="Courier New" w:hAnsi="Courier New"/>
-          <w:sz w:val="20"/>
-          <w:lang w:val="ru-RU"/>
-        </w:rPr>
-        <w:t xml:space="preserve"> = (</w:t>
-      </w:r>
-    </w:p>
-    <w:p>
-      <w:pPr>
-        <w:spacing w:after="0" w:line="240" w:lineRule="auto"/>
-        <w:rPr>
-          <w:lang w:val="ru-RU"/>
-        </w:rPr>
-      </w:pPr>
-      <w:r>
-        <w:rPr>
-          <w:rFonts w:ascii="Courier New" w:eastAsia="Courier New" w:hAnsi="Courier New"/>
-          <w:sz w:val="20"/>
-          <w:lang w:val="ru-RU"/>
-        </w:rPr>
-        <w:t xml:space="preserve">            </w:t>
-      </w:r>
-      <w:r>
-        <w:rPr>
-          <w:rFonts w:ascii="Courier New" w:eastAsia="Courier New" w:hAnsi="Courier New"/>
-          <w:sz w:val="20"/>
-        </w:rPr>
-        <w:t>f</w:t>
-      </w:r>
-      <w:r>
-        <w:rPr>
-          <w:rFonts w:ascii="Courier New" w:eastAsia="Courier New" w:hAnsi="Courier New"/>
-          <w:sz w:val="20"/>
-          <w:lang w:val="ru-RU"/>
-        </w:rPr>
-        <w:t>'Напоминание на {</w:t>
-      </w:r>
-      <w:r>
-        <w:rPr>
-          <w:rFonts w:ascii="Courier New" w:eastAsia="Courier New" w:hAnsi="Courier New"/>
-          <w:sz w:val="20"/>
-        </w:rPr>
-        <w:t>today</w:t>
-      </w:r>
-      <w:r>
-        <w:rPr>
-          <w:rFonts w:ascii="Courier New" w:eastAsia="Courier New" w:hAnsi="Courier New"/>
-          <w:sz w:val="20"/>
-          <w:lang w:val="ru-RU"/>
-        </w:rPr>
-        <w:t>:%</w:t>
-      </w:r>
-      <w:r>
-        <w:rPr>
-          <w:rFonts w:ascii="Courier New" w:eastAsia="Courier New" w:hAnsi="Courier New"/>
-          <w:sz w:val="20"/>
-        </w:rPr>
-        <w:t>d</w:t>
-      </w:r>
-      <w:r>
-        <w:rPr>
-          <w:rFonts w:ascii="Courier New" w:eastAsia="Courier New" w:hAnsi="Courier New"/>
-          <w:sz w:val="20"/>
-          <w:lang w:val="ru-RU"/>
-        </w:rPr>
-        <w:t>.%</w:t>
-      </w:r>
-      <w:r>
-        <w:rPr>
-          <w:rFonts w:ascii="Courier New" w:eastAsia="Courier New" w:hAnsi="Courier New"/>
-          <w:sz w:val="20"/>
-        </w:rPr>
-        <w:t>m</w:t>
-      </w:r>
-      <w:r>
-        <w:rPr>
-          <w:rFonts w:ascii="Courier New" w:eastAsia="Courier New" w:hAnsi="Courier New"/>
-          <w:sz w:val="20"/>
-          <w:lang w:val="ru-RU"/>
-        </w:rPr>
-        <w:t>.%</w:t>
-      </w:r>
-      <w:r>
-        <w:rPr>
-          <w:rFonts w:ascii="Courier New" w:eastAsia="Courier New" w:hAnsi="Courier New"/>
-          <w:sz w:val="20"/>
-        </w:rPr>
-        <w:t>Y</w:t>
-      </w:r>
-      <w:r>
-        <w:rPr>
-          <w:rFonts w:ascii="Courier New" w:eastAsia="Courier New" w:hAnsi="Courier New"/>
-          <w:sz w:val="20"/>
-          <w:lang w:val="ru-RU"/>
-        </w:rPr>
-        <w:t>}: '</w:t>
-      </w:r>
-    </w:p>
-    <w:p>
-      <w:pPr>
-        <w:spacing w:after="0" w:line="240" w:lineRule="auto"/>
-        <w:rPr>
-          <w:lang w:val="ru-RU"/>
-        </w:rPr>
-      </w:pPr>
-      <w:r>
-        <w:rPr>
-          <w:rFonts w:ascii="Courier New" w:eastAsia="Courier New" w:hAnsi="Courier New"/>
-          <w:sz w:val="20"/>
-          <w:lang w:val="ru-RU"/>
-        </w:rPr>
-        <w:t xml:space="preserve">            </w:t>
-      </w:r>
-      <w:r>
-        <w:rPr>
-          <w:rFonts w:ascii="Courier New" w:eastAsia="Courier New" w:hAnsi="Courier New"/>
-          <w:sz w:val="20"/>
-        </w:rPr>
-        <w:t>f</w:t>
-      </w:r>
-      <w:r>
-        <w:rPr>
-          <w:rFonts w:ascii="Courier New" w:eastAsia="Courier New" w:hAnsi="Courier New"/>
-          <w:sz w:val="20"/>
-          <w:lang w:val="ru-RU"/>
-        </w:rPr>
-        <w:t>'непрочитанных заявок на ТО — {</w:t>
-      </w:r>
-      <w:r>
-        <w:rPr>
-          <w:rFonts w:ascii="Courier New" w:eastAsia="Courier New" w:hAnsi="Courier New"/>
-          <w:sz w:val="20"/>
-        </w:rPr>
-        <w:t>unread</w:t>
-      </w:r>
-      <w:r>
-        <w:rPr>
-          <w:rFonts w:ascii="Courier New" w:eastAsia="Courier New" w:hAnsi="Courier New"/>
-          <w:sz w:val="20"/>
-          <w:lang w:val="ru-RU"/>
-        </w:rPr>
-        <w:t>}.'</w:t>
-      </w:r>
-    </w:p>
-    <w:p>
-      <w:pPr>
-        <w:spacing w:after="0" w:line="240" w:lineRule="auto"/>
-        <w:rPr>
-          <w:lang w:val="ru-RU"/>
-        </w:rPr>
-      </w:pPr>
-      <w:r>
-        <w:rPr>
-          <w:rFonts w:ascii="Courier New" w:eastAsia="Courier New" w:hAnsi="Courier New"/>
-          <w:sz w:val="20"/>
-          <w:lang w:val="ru-RU"/>
-        </w:rPr>
-        <w:t xml:space="preserve">        )</w:t>
-      </w:r>
-    </w:p>
-    <w:p>
-      <w:pPr>
-        <w:spacing w:after="0" w:line="240" w:lineRule="auto"/>
-        <w:rPr>
-          <w:lang w:val="ru-RU"/>
-        </w:rPr>
-      </w:pPr>
-      <w:r>
-        <w:rPr>
-          <w:rFonts w:ascii="Courier New" w:eastAsia="Courier New" w:hAnsi="Courier New"/>
-          <w:sz w:val="20"/>
-          <w:lang w:val="ru-RU"/>
-        </w:rPr>
-        <w:t xml:space="preserve">    </w:t>
-      </w:r>
-      <w:r>
-        <w:rPr>
-          <w:rFonts w:ascii="Courier New" w:eastAsia="Courier New" w:hAnsi="Courier New"/>
-          <w:sz w:val="20"/>
-        </w:rPr>
-        <w:t>else</w:t>
-      </w:r>
-      <w:r>
-        <w:rPr>
-          <w:rFonts w:ascii="Courier New" w:eastAsia="Courier New" w:hAnsi="Courier New"/>
-          <w:sz w:val="20"/>
-          <w:lang w:val="ru-RU"/>
-        </w:rPr>
-        <w:t>:</w:t>
-      </w:r>
-    </w:p>
-    <w:p>
-      <w:pPr>
-        <w:spacing w:after="0" w:line="240" w:lineRule="auto"/>
-        <w:rPr>
-          <w:lang w:val="ru-RU"/>
-        </w:rPr>
-      </w:pPr>
-      <w:r>
-        <w:rPr>
-          <w:rFonts w:ascii="Courier New" w:eastAsia="Courier New" w:hAnsi="Courier New"/>
-          <w:sz w:val="20"/>
-          <w:lang w:val="ru-RU"/>
-        </w:rPr>
-        <w:t xml:space="preserve">        </w:t>
-      </w:r>
-      <w:r>
-        <w:rPr>
-          <w:rFonts w:ascii="Courier New" w:eastAsia="Courier New" w:hAnsi="Courier New"/>
-          <w:sz w:val="20"/>
-        </w:rPr>
-        <w:t>text</w:t>
-      </w:r>
-      <w:r>
-        <w:rPr>
-          <w:rFonts w:ascii="Courier New" w:eastAsia="Courier New" w:hAnsi="Courier New"/>
-          <w:sz w:val="20"/>
-          <w:lang w:val="ru-RU"/>
-        </w:rPr>
-        <w:t xml:space="preserve"> = </w:t>
-      </w:r>
-      <w:r>
-        <w:rPr>
-          <w:rFonts w:ascii="Courier New" w:eastAsia="Courier New" w:hAnsi="Courier New"/>
-          <w:sz w:val="20"/>
-        </w:rPr>
-        <w:t>f</w:t>
-      </w:r>
-      <w:r>
-        <w:rPr>
-          <w:rFonts w:ascii="Courier New" w:eastAsia="Courier New" w:hAnsi="Courier New"/>
-          <w:sz w:val="20"/>
-          <w:lang w:val="ru-RU"/>
-        </w:rPr>
-        <w:t>'{</w:t>
-      </w:r>
-      <w:r>
-        <w:rPr>
-          <w:rFonts w:ascii="Courier New" w:eastAsia="Courier New" w:hAnsi="Courier New"/>
-          <w:sz w:val="20"/>
-        </w:rPr>
-        <w:t>today</w:t>
-      </w:r>
-      <w:r>
-        <w:rPr>
-          <w:rFonts w:ascii="Courier New" w:eastAsia="Courier New" w:hAnsi="Courier New"/>
-          <w:sz w:val="20"/>
-          <w:lang w:val="ru-RU"/>
-        </w:rPr>
-        <w:t>:%</w:t>
-      </w:r>
-      <w:r>
-        <w:rPr>
-          <w:rFonts w:ascii="Courier New" w:eastAsia="Courier New" w:hAnsi="Courier New"/>
-          <w:sz w:val="20"/>
-        </w:rPr>
-        <w:t>d</w:t>
-      </w:r>
-      <w:r>
-        <w:rPr>
-          <w:rFonts w:ascii="Courier New" w:eastAsia="Courier New" w:hAnsi="Courier New"/>
-          <w:sz w:val="20"/>
-          <w:lang w:val="ru-RU"/>
-        </w:rPr>
-        <w:t>.%</w:t>
-      </w:r>
-      <w:r>
-        <w:rPr>
-          <w:rFonts w:ascii="Courier New" w:eastAsia="Courier New" w:hAnsi="Courier New"/>
-          <w:sz w:val="20"/>
-        </w:rPr>
-        <w:t>m</w:t>
-      </w:r>
-      <w:r>
-        <w:rPr>
-          <w:rFonts w:ascii="Courier New" w:eastAsia="Courier New" w:hAnsi="Courier New"/>
-          <w:sz w:val="20"/>
-          <w:lang w:val="ru-RU"/>
-        </w:rPr>
-        <w:t>.%</w:t>
-      </w:r>
-      <w:r>
-        <w:rPr>
-          <w:rFonts w:ascii="Courier New" w:eastAsia="Courier New" w:hAnsi="Courier New"/>
-          <w:sz w:val="20"/>
-        </w:rPr>
-        <w:t>Y</w:t>
-      </w:r>
-      <w:r>
-        <w:rPr>
-          <w:rFonts w:ascii="Courier New" w:eastAsia="Courier New" w:hAnsi="Courier New"/>
-          <w:sz w:val="20"/>
-          <w:lang w:val="ru-RU"/>
-        </w:rPr>
-        <w:t>}: непрочитанных заявок нет.'</w:t>
-      </w:r>
-    </w:p>
-    <w:p>
-      <w:pPr>
-        <w:spacing w:after="0" w:line="240" w:lineRule="auto"/>
-      </w:pPr>
-      <w:r>
-        <w:rPr>
-          <w:rFonts w:ascii="Courier New" w:eastAsia="Courier New" w:hAnsi="Courier New"/>
-          <w:sz w:val="20"/>
-          <w:lang w:val="ru-RU"/>
-        </w:rPr>
-        <w:t xml:space="preserve">    </w:t>
-      </w:r>
-      <w:r>
-        <w:rPr>
-          <w:rFonts w:ascii="Courier New" w:eastAsia="Courier New" w:hAnsi="Courier New"/>
-          <w:sz w:val="20"/>
-        </w:rPr>
-        <w:t xml:space="preserve">reminder, _created = </w:t>
-      </w:r>
-      <w:proofErr w:type="spellStart"/>
-      <w:r>
-        <w:rPr>
-          <w:rFonts w:ascii="Courier New" w:eastAsia="Courier New" w:hAnsi="Courier New"/>
-          <w:sz w:val="20"/>
-        </w:rPr>
-        <w:t>DailyReminder.objects.update_or_create</w:t>
-      </w:r>
-      <w:proofErr w:type="spellEnd"/>
-      <w:r>
-        <w:rPr>
-          <w:rFonts w:ascii="Courier New" w:eastAsia="Courier New" w:hAnsi="Courier New"/>
-          <w:sz w:val="20"/>
-        </w:rPr>
-        <w:t>(</w:t>
-      </w:r>
-    </w:p>
-    <w:p>
-      <w:pPr>
-        <w:spacing w:after="0" w:line="240" w:lineRule="auto"/>
-      </w:pPr>
-      <w:r>
-        <w:rPr>
-          <w:rFonts w:ascii="Courier New" w:eastAsia="Courier New" w:hAnsi="Courier New"/>
-          <w:sz w:val="20"/>
-        </w:rPr>
-        <w:t xml:space="preserve">        day=today,</w:t>
-      </w:r>
-    </w:p>
-    <w:p>
-      <w:pPr>
-        <w:spacing w:after="0" w:line="240" w:lineRule="auto"/>
-      </w:pPr>
-      <w:r>
-        <w:rPr>
-          <w:rFonts w:ascii="Courier New" w:eastAsia="Courier New" w:hAnsi="Courier New"/>
-          <w:sz w:val="20"/>
-        </w:rPr>
-        <w:t xml:space="preserve">        defaults={'text': text},</w:t>
-      </w:r>
-    </w:p>
-    <w:p>
-      <w:pPr>
-        <w:spacing w:after="0" w:line="240" w:lineRule="auto"/>
-      </w:pPr>
-      <w:r>
-        <w:rPr>
-          <w:rFonts w:ascii="Courier New" w:eastAsia="Courier New" w:hAnsi="Courier New"/>
-          <w:sz w:val="20"/>
-        </w:rPr>
-        <w:t xml:space="preserve">    )</w:t>
-      </w:r>
-    </w:p>
-    <w:p>
-      <w:pPr>
-        <w:spacing w:after="0" w:line="240" w:lineRule="auto"/>
-      </w:pPr>
-      <w:r>
-        <w:rPr>
-          <w:rFonts w:ascii="Courier New" w:eastAsia="Courier New" w:hAnsi="Courier New"/>
-          <w:sz w:val="20"/>
-        </w:rPr>
-        <w:t xml:space="preserve">    cutoff = timezone.now() - timedelta(days=30)</w:t>
-      </w:r>
-    </w:p>
-    <w:p>
-      <w:pPr>
-        <w:spacing w:after="0" w:line="240" w:lineRule="auto"/>
-      </w:pPr>
-      <w:r>
-        <w:rPr>
-          <w:rFonts w:ascii="Courier New" w:eastAsia="Courier New" w:hAnsi="Courier New"/>
-          <w:sz w:val="20"/>
-        </w:rPr>
-        <w:lastRenderedPageBreak/>
-        <w:t xml:space="preserve">    deleted, _details = FeedbackMessage.objects.filter(</w:t>
-      </w:r>
-    </w:p>
-    <w:p>
-      <w:pPr>
-        <w:spacing w:after="0" w:line="240" w:lineRule="auto"/>
-      </w:pPr>
-      <w:r>
-        <w:rPr>
-          <w:rFonts w:ascii="Courier New" w:eastAsia="Courier New" w:hAnsi="Courier New"/>
-          <w:sz w:val="20"/>
-        </w:rPr>
-        <w:t xml:space="preserve">        is_read=True,</w:t>
-      </w:r>
-    </w:p>
-    <w:p>
-      <w:pPr>
-        <w:spacing w:after="0" w:line="240" w:lineRule="auto"/>
-      </w:pPr>
-      <w:r>
-        <w:rPr>
-          <w:rFonts w:ascii="Courier New" w:eastAsia="Courier New" w:hAnsi="Courier New"/>
-          <w:sz w:val="20"/>
-        </w:rPr>
-        <w:t xml:space="preserve">        created_at__lt=cutoff,</w:t>
-      </w:r>
-    </w:p>
-    <w:p>
-      <w:pPr>
-        <w:spacing w:after="0" w:line="240" w:lineRule="auto"/>
-      </w:pPr>
-      <w:r>
-        <w:rPr>
-          <w:rFonts w:ascii="Courier New" w:eastAsia="Courier New" w:hAnsi="Courier New"/>
-          <w:sz w:val="20"/>
-        </w:rPr>
-        <w:t xml:space="preserve">    ).delete()</w:t>
-      </w:r>
-    </w:p>
-    <w:p>
-      <w:pPr>
-        <w:spacing w:after="0" w:line="240" w:lineRule="auto"/>
-      </w:pPr>
-      <w:r>
-        <w:rPr>
-          <w:rFonts w:ascii="Courier New" w:eastAsia="Courier New" w:hAnsi="Courier New"/>
-          <w:sz w:val="20"/>
-        </w:rPr>
-        <w:t xml:space="preserve">    return reminder, deleted</w:t>
-      </w:r>
-    </w:p>
-    <w:p>
-      <w:pPr>
-        <w:spacing w:after="0" w:line="240" w:lineRule="auto"/>
-      </w:pPr>
-    </w:p>
-    <w:p>
-      <w:pPr>
         <w:spacing w:after="160" w:line="240" w:lineRule="auto"/>
         <w:jc w:val="both"/>
-        <w:rPr>
-          <w:lang w:val="ru-RU"/>
-        </w:rPr>
-      </w:pPr>
-      <w:r>
-        <w:t xml:space="preserve">Напоминание хранится в таблице club_dailyreminder (дата, текст). </w:t>
-      </w:r>
-      <w:r>
-        <w:rPr>
-          <w:lang w:val="ru-RU"/>
-        </w:rPr>
-        <w:t>Повторный запуск в тот же день обновл</w:t>
-      </w:r>
-      <w:r>
-        <w:rPr>
-          <w:lang w:val="ru-RU"/>
-        </w:rPr>
-        <w:t>яет текст, а не создаёт вторую запись. Удаляются только прочитанные заявки старше 30 дней: новые и непрочитанные остаются.</w:t>
-      </w:r>
-    </w:p>
-    <w:p>
-      <w:pPr>
-        <w:spacing w:before="240" w:after="160" w:line="240" w:lineRule="auto"/>
-        <w:rPr>
-          <w:lang w:val="ru-RU"/>
-        </w:rPr>
-      </w:pPr>
-      <w:r>
-        <w:rPr>
-          <w:b/>
-          <w:lang w:val="ru-RU"/>
-        </w:rPr>
-        <w:t>3. Кэширование</w:t>
-      </w:r>
-    </w:p>
-    <w:p>
-      <w:pPr>
-        <w:spacing w:after="160" w:line="240" w:lineRule="auto"/>
-        <w:jc w:val="both"/>
-        <w:rPr>
-          <w:lang w:val="ru-RU"/>
-        </w:rPr>
-      </w:pPr>
-      <w:r>
-        <w:rPr>
-          <w:lang w:val="ru-RU"/>
-        </w:rPr>
-        <w:t xml:space="preserve">Используется встроенный кэш </w:t>
-      </w:r>
-      <w:r>
-        <w:t>Django</w:t>
-      </w:r>
-      <w:r>
-        <w:rPr>
-          <w:lang w:val="ru-RU"/>
-        </w:rPr>
-        <w:t xml:space="preserve">. Бэкенд — </w:t>
-      </w:r>
-      <w:proofErr w:type="spellStart"/>
-      <w:r>
-        <w:t>django</w:t>
-      </w:r>
-      <w:proofErr w:type="spellEnd"/>
-      <w:r>
-        <w:rPr>
-          <w:lang w:val="ru-RU"/>
-        </w:rPr>
-        <w:t>.</w:t>
-      </w:r>
-      <w:r>
-        <w:t>core</w:t>
-      </w:r>
-      <w:r>
-        <w:rPr>
-          <w:lang w:val="ru-RU"/>
-        </w:rPr>
-        <w:t>.</w:t>
-      </w:r>
-      <w:r>
-        <w:t>cache</w:t>
-      </w:r>
-      <w:r>
-        <w:rPr>
-          <w:lang w:val="ru-RU"/>
-        </w:rPr>
-        <w:t>.</w:t>
-      </w:r>
-      <w:r>
-        <w:t>backends</w:t>
-      </w:r>
-      <w:r>
-        <w:rPr>
-          <w:lang w:val="ru-RU"/>
-        </w:rPr>
-        <w:t>.</w:t>
-      </w:r>
-      <w:proofErr w:type="spellStart"/>
-      <w:r>
-        <w:t>locmem</w:t>
-      </w:r>
-      <w:proofErr w:type="spellEnd"/>
-      <w:r>
-        <w:rPr>
-          <w:lang w:val="ru-RU"/>
-        </w:rPr>
-        <w:t>.</w:t>
-      </w:r>
-      <w:proofErr w:type="spellStart"/>
-      <w:r>
-        <w:t>LocMemCache</w:t>
-      </w:r>
-      <w:proofErr w:type="spellEnd"/>
-      <w:r>
-        <w:rPr>
-          <w:lang w:val="ru-RU"/>
-        </w:rPr>
-        <w:t>, время жизни записи — 120 с</w:t>
-      </w:r>
-      <w:r>
-        <w:rPr>
-          <w:lang w:val="ru-RU"/>
-        </w:rPr>
-        <w:t xml:space="preserve">екунд. Отдельный </w:t>
-      </w:r>
-      <w:r>
-        <w:t>Redis</w:t>
-      </w:r>
-      <w:r>
-        <w:rPr>
-          <w:lang w:val="ru-RU"/>
-        </w:rPr>
-        <w:t xml:space="preserve"> не требуется. Меню в шапке и подвале, страница по типу и список фотографий читаются из кэша; при промахе данные берутся из </w:t>
-      </w:r>
-      <w:r>
-        <w:t>SQLite</w:t>
-      </w:r>
-      <w:r>
-        <w:rPr>
-          <w:lang w:val="ru-RU"/>
-        </w:rPr>
-        <w:t xml:space="preserve"> и кладутся в кэш.</w:t>
-      </w:r>
-    </w:p>
-    <w:p>
-      <w:pPr>
-        <w:spacing w:after="160" w:line="240" w:lineRule="auto"/>
-        <w:jc w:val="both"/>
-      </w:pPr>
-      <w:proofErr w:type="spellStart"/>
-      <w:r>
-        <w:t>Чтение</w:t>
-      </w:r>
-      <w:proofErr w:type="spellEnd"/>
-      <w:r>
-        <w:t xml:space="preserve"> </w:t>
-      </w:r>
-      <w:proofErr w:type="spellStart"/>
-      <w:r>
-        <w:t>меню</w:t>
-      </w:r>
-      <w:proofErr w:type="spellEnd"/>
-      <w:r>
-        <w:t>:</w:t>
+      </w:pPr>
+      <w:r>
+        <w:t>Чтение меню:</w:t>
       </w:r>
     </w:p>
     <w:p>
@@ -2119,11 +1980,9 @@
         </w:rPr>
         <w:t xml:space="preserve">писаны на </w:t>
       </w:r>
-      <w:proofErr w:type="spellStart"/>
       <w:r>
         <w:t>django</w:t>
       </w:r>
-      <w:proofErr w:type="spellEnd"/>
       <w:r>
         <w:rPr>
           <w:lang w:val="ru-RU"/>
@@ -2139,11 +1998,9 @@
         </w:rPr>
         <w:t>.</w:t>
       </w:r>
-      <w:proofErr w:type="spellStart"/>
       <w:r>
         <w:t>TestCase</w:t>
       </w:r>
-      <w:proofErr w:type="spellEnd"/>
       <w:r>
         <w:rPr>
           <w:lang w:val="ru-RU"/>
@@ -2168,11 +2025,9 @@
         </w:rPr>
         <w:t>.</w:t>
       </w:r>
-      <w:proofErr w:type="spellStart"/>
       <w:r>
         <w:t>py</w:t>
       </w:r>
-      <w:proofErr w:type="spellEnd"/>
       <w:r>
         <w:rPr>
           <w:lang w:val="ru-RU"/>
@@ -2228,11 +2083,9 @@
         </w:rPr>
         <w:t>_</w:t>
       </w:r>
-      <w:proofErr w:type="spellStart"/>
       <w:r>
         <w:t>feedbackmessage</w:t>
       </w:r>
-      <w:proofErr w:type="spellEnd"/>
       <w:r>
         <w:rPr>
           <w:lang w:val="ru-RU"/>
@@ -2350,23 +2203,31 @@
           <w:rFonts w:ascii="Courier New" w:eastAsia="Courier New" w:hAnsi="Courier New"/>
           <w:sz w:val="20"/>
         </w:rPr>
-        <w:t xml:space="preserve">def </w:t>
-      </w:r>
-      <w:proofErr w:type="spellStart"/>
+        <w:t>def test_feedback_is_saved(self):</w:t>
+      </w:r>
+    </w:p>
+    <w:p>
+      <w:pPr>
+        <w:spacing w:after="0" w:line="240" w:lineRule="auto"/>
+      </w:pPr>
       <w:r>
         <w:rPr>
           <w:rFonts w:ascii="Courier New" w:eastAsia="Courier New" w:hAnsi="Courier New"/>
           <w:sz w:val="20"/>
         </w:rPr>
-        <w:t>test_feedback_is_saved</w:t>
-      </w:r>
-      <w:proofErr w:type="spellEnd"/>
+        <w:t xml:space="preserve">    response = self.client.post('/feedback/', {</w:t>
+      </w:r>
+    </w:p>
+    <w:p>
+      <w:pPr>
+        <w:spacing w:after="0" w:line="240" w:lineRule="auto"/>
+      </w:pPr>
       <w:r>
         <w:rPr>
           <w:rFonts w:ascii="Courier New" w:eastAsia="Courier New" w:hAnsi="Courier New"/>
           <w:sz w:val="20"/>
         </w:rPr>
-        <w:t>(self):</w:t>
+        <w:t xml:space="preserve">        'name': 'Иван',</w:t>
       </w:r>
     </w:p>
     <w:p>
@@ -2378,233 +2239,221 @@
           <w:rFonts w:ascii="Courier New" w:eastAsia="Courier New" w:hAnsi="Courier New"/>
           <w:sz w:val="20"/>
         </w:rPr>
-        <w:t xml:space="preserve">    response = self.client.post('/feedback/', {</w:t>
+        <w:t xml:space="preserve">        'email': 'ivan@example.com',</w:t>
       </w:r>
     </w:p>
     <w:p>
       <w:pPr>
         <w:spacing w:after="0" w:line="240" w:lineRule="auto"/>
+        <w:rPr>
+          <w:lang w:val="ru-RU"/>
+        </w:rPr>
       </w:pPr>
       <w:r>
         <w:rPr>
           <w:rFonts w:ascii="Courier New" w:eastAsia="Courier New" w:hAnsi="Courier New"/>
           <w:sz w:val="20"/>
         </w:rPr>
-        <w:t xml:space="preserve">        'name': 'Иван',</w:t>
+        <w:t xml:space="preserve">        </w:t>
+      </w:r>
+      <w:r>
+        <w:rPr>
+          <w:rFonts w:ascii="Courier New" w:eastAsia="Courier New" w:hAnsi="Courier New"/>
+          <w:sz w:val="20"/>
+          <w:lang w:val="ru-RU"/>
+        </w:rPr>
+        <w:t>'</w:t>
+      </w:r>
+      <w:r>
+        <w:rPr>
+          <w:rFonts w:ascii="Courier New" w:eastAsia="Courier New" w:hAnsi="Courier New"/>
+          <w:sz w:val="20"/>
+        </w:rPr>
+        <w:t>phone</w:t>
+      </w:r>
+      <w:r>
+        <w:rPr>
+          <w:rFonts w:ascii="Courier New" w:eastAsia="Courier New" w:hAnsi="Courier New"/>
+          <w:sz w:val="20"/>
+          <w:lang w:val="ru-RU"/>
+        </w:rPr>
+        <w:t>': '+7 900 000-00-00',</w:t>
       </w:r>
     </w:p>
     <w:p>
       <w:pPr>
         <w:spacing w:after="0" w:line="240" w:lineRule="auto"/>
+        <w:rPr>
+          <w:lang w:val="ru-RU"/>
+        </w:rPr>
       </w:pPr>
       <w:r>
         <w:rPr>
           <w:rFonts w:ascii="Courier New" w:eastAsia="Courier New" w:hAnsi="Courier New"/>
           <w:sz w:val="20"/>
-        </w:rPr>
-        <w:t xml:space="preserve">        'email': 'ivan@example.com',</w:t>
+          <w:lang w:val="ru-RU"/>
+        </w:rPr>
+        <w:t xml:space="preserve">        '</w:t>
+      </w:r>
+      <w:r>
+        <w:rPr>
+          <w:rFonts w:ascii="Courier New" w:eastAsia="Courier New" w:hAnsi="Courier New"/>
+          <w:sz w:val="20"/>
+        </w:rPr>
+        <w:t>message</w:t>
+      </w:r>
+      <w:r>
+        <w:rPr>
+          <w:rFonts w:ascii="Courier New" w:eastAsia="Courier New" w:hAnsi="Courier New"/>
+          <w:sz w:val="20"/>
+          <w:lang w:val="ru-RU"/>
+        </w:rPr>
+        <w:t>': 'Нужно ТО гирбокс</w:t>
+      </w:r>
+      <w:r>
+        <w:rPr>
+          <w:rFonts w:ascii="Courier New" w:eastAsia="Courier New" w:hAnsi="Courier New"/>
+          <w:sz w:val="20"/>
+          <w:lang w:val="ru-RU"/>
+        </w:rPr>
+        <w:t xml:space="preserve">а </w:t>
+      </w:r>
+      <w:r>
+        <w:rPr>
+          <w:rFonts w:ascii="Courier New" w:eastAsia="Courier New" w:hAnsi="Courier New"/>
+          <w:sz w:val="20"/>
+        </w:rPr>
+        <w:t>V</w:t>
+      </w:r>
+      <w:r>
+        <w:rPr>
+          <w:rFonts w:ascii="Courier New" w:eastAsia="Courier New" w:hAnsi="Courier New"/>
+          <w:sz w:val="20"/>
+          <w:lang w:val="ru-RU"/>
+        </w:rPr>
+        <w:t>2',</w:t>
       </w:r>
     </w:p>
     <w:p>
       <w:pPr>
         <w:spacing w:after="0" w:line="240" w:lineRule="auto"/>
-        <w:rPr>
-          <w:lang w:val="ru-RU"/>
-        </w:rPr>
       </w:pPr>
       <w:r>
         <w:rPr>
           <w:rFonts w:ascii="Courier New" w:eastAsia="Courier New" w:hAnsi="Courier New"/>
           <w:sz w:val="20"/>
-        </w:rPr>
-        <w:t xml:space="preserve">        </w:t>
+          <w:lang w:val="ru-RU"/>
+        </w:rPr>
+        <w:t xml:space="preserve">    </w:t>
       </w:r>
       <w:r>
         <w:rPr>
           <w:rFonts w:ascii="Courier New" w:eastAsia="Courier New" w:hAnsi="Courier New"/>
           <w:sz w:val="20"/>
-          <w:lang w:val="ru-RU"/>
-        </w:rPr>
-        <w:t>'</w:t>
-      </w:r>
+        </w:rPr>
+        <w:t>})</w:t>
+      </w:r>
+    </w:p>
+    <w:p>
+      <w:pPr>
+        <w:spacing w:after="0" w:line="240" w:lineRule="auto"/>
+      </w:pPr>
       <w:r>
         <w:rPr>
           <w:rFonts w:ascii="Courier New" w:eastAsia="Courier New" w:hAnsi="Courier New"/>
           <w:sz w:val="20"/>
         </w:rPr>
-        <w:t>phone</w:t>
-      </w:r>
+        <w:t xml:space="preserve">    self.assertEqual(response.status_code, 302)</w:t>
+      </w:r>
+    </w:p>
+    <w:p>
+      <w:pPr>
+        <w:spacing w:after="0" w:line="240" w:lineRule="auto"/>
+      </w:pPr>
       <w:r>
         <w:rPr>
           <w:rFonts w:ascii="Courier New" w:eastAsia="Courier New" w:hAnsi="Courier New"/>
           <w:sz w:val="20"/>
-          <w:lang w:val="ru-RU"/>
-        </w:rPr>
-        <w:t>': '+7 900 000-00-00',</w:t>
+        </w:rPr>
+        <w:t xml:space="preserve">    message = FeedbackMessage.objects.get(email='ivan@example.com')</w:t>
       </w:r>
     </w:p>
     <w:p>
       <w:pPr>
         <w:spacing w:after="0" w:line="240" w:lineRule="auto"/>
-        <w:rPr>
-          <w:lang w:val="ru-RU"/>
-        </w:rPr>
       </w:pPr>
       <w:r>
         <w:rPr>
           <w:rFonts w:ascii="Courier New" w:eastAsia="Courier New" w:hAnsi="Courier New"/>
           <w:sz w:val="20"/>
-          <w:lang w:val="ru-RU"/>
-        </w:rPr>
-        <w:t xml:space="preserve">        '</w:t>
-      </w:r>
+        </w:rPr>
+        <w:t xml:space="preserve">    self.assertEqual(message.name, 'Иван')</w:t>
+      </w:r>
+    </w:p>
+    <w:p>
+      <w:pPr>
+        <w:spacing w:after="0" w:line="240" w:lineRule="auto"/>
+      </w:pPr>
       <w:r>
         <w:rPr>
           <w:rFonts w:ascii="Courier New" w:eastAsia="Courier New" w:hAnsi="Courier New"/>
           <w:sz w:val="20"/>
         </w:rPr>
-        <w:t>message</w:t>
-      </w:r>
-      <w:r>
-        <w:rPr>
-          <w:rFonts w:ascii="Courier New" w:eastAsia="Courier New" w:hAnsi="Courier New"/>
-          <w:sz w:val="20"/>
-          <w:lang w:val="ru-RU"/>
-        </w:rPr>
-        <w:t xml:space="preserve">': 'Нужно ТО </w:t>
-      </w:r>
-      <w:proofErr w:type="spellStart"/>
-      <w:r>
-        <w:rPr>
-          <w:rFonts w:ascii="Courier New" w:eastAsia="Courier New" w:hAnsi="Courier New"/>
-          <w:sz w:val="20"/>
-          <w:lang w:val="ru-RU"/>
-        </w:rPr>
-        <w:t>гирбокс</w:t>
-      </w:r>
-      <w:r>
-        <w:rPr>
-          <w:rFonts w:ascii="Courier New" w:eastAsia="Courier New" w:hAnsi="Courier New"/>
-          <w:sz w:val="20"/>
-          <w:lang w:val="ru-RU"/>
-        </w:rPr>
-        <w:t>а</w:t>
-      </w:r>
-      <w:proofErr w:type="spellEnd"/>
-      <w:r>
-        <w:rPr>
-          <w:rFonts w:ascii="Courier New" w:eastAsia="Courier New" w:hAnsi="Courier New"/>
-          <w:sz w:val="20"/>
-          <w:lang w:val="ru-RU"/>
-        </w:rPr>
-        <w:t xml:space="preserve"> </w:t>
-      </w:r>
-      <w:r>
-        <w:rPr>
-          <w:rFonts w:ascii="Courier New" w:eastAsia="Courier New" w:hAnsi="Courier New"/>
-          <w:sz w:val="20"/>
-        </w:rPr>
-        <w:t>V</w:t>
-      </w:r>
-      <w:r>
-        <w:rPr>
-          <w:rFonts w:ascii="Courier New" w:eastAsia="Courier New" w:hAnsi="Courier New"/>
-          <w:sz w:val="20"/>
-          <w:lang w:val="ru-RU"/>
-        </w:rPr>
-        <w:t>2',</w:t>
+        <w:t xml:space="preserve">    self.assertFalse(message.is_read)</w:t>
       </w:r>
     </w:p>
     <w:p>
       <w:pPr>
         <w:spacing w:after="0" w:line="240" w:lineRule="auto"/>
       </w:pPr>
-      <w:r>
-        <w:rPr>
-          <w:rFonts w:ascii="Courier New" w:eastAsia="Courier New" w:hAnsi="Courier New"/>
-          <w:sz w:val="20"/>
-          <w:lang w:val="ru-RU"/>
-        </w:rPr>
-        <w:t xml:space="preserve">    </w:t>
-      </w:r>
-      <w:r>
-        <w:rPr>
-          <w:rFonts w:ascii="Courier New" w:eastAsia="Courier New" w:hAnsi="Courier New"/>
-          <w:sz w:val="20"/>
-        </w:rPr>
-        <w:t>})</w:t>
-      </w:r>
     </w:p>
     <w:p>
       <w:pPr>
-        <w:spacing w:after="0" w:line="240" w:lineRule="auto"/>
-      </w:pPr>
-      <w:r>
-        <w:rPr>
-          <w:rFonts w:ascii="Courier New" w:eastAsia="Courier New" w:hAnsi="Courier New"/>
-          <w:sz w:val="20"/>
-        </w:rPr>
-        <w:t xml:space="preserve">    self.assertEqual(response.status_code, 302)</w:t>
+        <w:spacing w:before="240" w:after="160" w:line="240" w:lineRule="auto"/>
+        <w:rPr>
+          <w:lang w:val="ru-RU"/>
+        </w:rPr>
+      </w:pPr>
+      <w:r>
+        <w:rPr>
+          <w:b/>
+          <w:lang w:val="ru-RU"/>
+        </w:rPr>
+        <w:t>5. Ссылка на репозиторий</w:t>
       </w:r>
     </w:p>
     <w:p>
       <w:pPr>
-        <w:spacing w:after="0" w:line="240" w:lineRule="auto"/>
-      </w:pPr>
-      <w:r>
-        <w:rPr>
-          <w:rFonts w:ascii="Courier New" w:eastAsia="Courier New" w:hAnsi="Courier New"/>
-          <w:sz w:val="20"/>
-        </w:rPr>
-        <w:t xml:space="preserve">    message = FeedbackMessage.objects.get(email='ivan@example.com')</w:t>
+        <w:spacing w:after="160" w:line="240" w:lineRule="auto"/>
+        <w:jc w:val="both"/>
+        <w:rPr>
+          <w:lang w:val="ru-RU"/>
+        </w:rPr>
+      </w:pPr>
+      <w:r>
+        <w:rPr>
+          <w:lang w:val="ru-RU"/>
+        </w:rPr>
+        <w:t xml:space="preserve">Исходный код </w:t>
+      </w:r>
+      <w:r>
+        <w:rPr>
+          <w:lang w:val="ru-RU"/>
+        </w:rPr>
+        <w:t xml:space="preserve">сайта опубликован в репозитории </w:t>
+      </w:r>
+      <w:r>
+        <w:t>GitHub</w:t>
+      </w:r>
+      <w:r>
+        <w:rPr>
+          <w:lang w:val="ru-RU"/>
+        </w:rPr>
+        <w:t>.</w:t>
       </w:r>
     </w:p>
     <w:p>
       <w:pPr>
-        <w:spacing w:after="0" w:line="240" w:lineRule="auto"/>
-      </w:pPr>
-      <w:r>
-        <w:rPr>
-          <w:rFonts w:ascii="Courier New" w:eastAsia="Courier New" w:hAnsi="Courier New"/>
-          <w:sz w:val="20"/>
-        </w:rPr>
-        <w:t xml:space="preserve">    self.assertEqual(message.name, 'Иван')</w:t>
-      </w:r>
-    </w:p>
-    <w:p>
-      <w:pPr>
-        <w:spacing w:after="0" w:line="240" w:lineRule="auto"/>
-      </w:pPr>
-      <w:r>
-        <w:rPr>
-          <w:rFonts w:ascii="Courier New" w:eastAsia="Courier New" w:hAnsi="Courier New"/>
-          <w:sz w:val="20"/>
-        </w:rPr>
-        <w:t xml:space="preserve">    self.assertFalse(message.is_read)</w:t>
-      </w:r>
-    </w:p>
-    <w:p>
-      <w:pPr>
-        <w:spacing w:after="0" w:line="240" w:lineRule="auto"/>
-      </w:pPr>
-    </w:p>
-    <w:p>
-      <w:pPr>
-        <w:spacing w:before="240" w:after="160" w:line="240" w:lineRule="auto"/>
-        <w:rPr>
-          <w:lang w:val="ru-RU"/>
-        </w:rPr>
-      </w:pPr>
-      <w:r>
-        <w:rPr>
-          <w:b/>
-          <w:lang w:val="ru-RU"/>
-        </w:rPr>
-        <w:t>5. Ссылка на репозиторий</w:t>
-      </w:r>
-    </w:p>
-    <w:p>
-      <w:pPr>
         <w:spacing w:after="160" w:line="240" w:lineRule="auto"/>
         <w:jc w:val="both"/>
         <w:rPr>
@@ -2615,16 +2464,19 @@
         <w:rPr>
           <w:lang w:val="ru-RU"/>
         </w:rPr>
-        <w:t xml:space="preserve">Исходный код </w:t>
-      </w:r>
-      <w:r>
-        <w:rPr>
-          <w:lang w:val="ru-RU"/>
-        </w:rPr>
-        <w:t xml:space="preserve">сайта опубликован в репозитории </w:t>
-      </w:r>
-      <w:r>
-        <w:t>GitHub</w:t>
+        <w:t xml:space="preserve">Ссылка на репозиторий: </w:t>
+      </w:r>
+      <w:r>
+        <w:t>https</w:t>
+      </w:r>
+      <w:r>
+        <w:rPr>
+          <w:lang w:val="ru-RU"/>
+        </w:rPr>
+        <w:t>://</w:t>
+      </w:r>
+      <w:r>
+        <w:t>github</w:t>
       </w:r>
       <w:r>
         <w:rPr>
@@ -2632,41 +2484,6 @@
         </w:rPr>
         <w:t>.</w:t>
       </w:r>
-    </w:p>
-    <w:p>
-      <w:pPr>
-        <w:spacing w:after="160" w:line="240" w:lineRule="auto"/>
-        <w:jc w:val="both"/>
-        <w:rPr>
-          <w:lang w:val="ru-RU"/>
-        </w:rPr>
-      </w:pPr>
-      <w:r>
-        <w:rPr>
-          <w:lang w:val="ru-RU"/>
-        </w:rPr>
-        <w:t xml:space="preserve">Ссылка на репозиторий: </w:t>
-      </w:r>
-      <w:r>
-        <w:t>https</w:t>
-      </w:r>
-      <w:r>
-        <w:rPr>
-          <w:lang w:val="ru-RU"/>
-        </w:rPr>
-        <w:t>://</w:t>
-      </w:r>
-      <w:proofErr w:type="spellStart"/>
-      <w:r>
-        <w:t>github</w:t>
-      </w:r>
-      <w:proofErr w:type="spellEnd"/>
-      <w:r>
-        <w:rPr>
-          <w:lang w:val="ru-RU"/>
-        </w:rPr>
-        <w:t>.</w:t>
-      </w:r>
       <w:r>
         <w:t>com</w:t>
       </w:r>
@@ -2676,11 +2493,9 @@
         </w:rPr>
         <w:t>/</w:t>
       </w:r>
-      <w:proofErr w:type="spellStart"/>
       <w:r>
         <w:t>AshenFoxxx</w:t>
       </w:r>
-      <w:proofErr w:type="spellEnd"/>
       <w:r>
         <w:rPr>
           <w:lang w:val="ru-RU"/>
@@ -2698,6 +2513,30 @@
       </w:r>
       <w:r>
         <w:t>web</w:t>
+      </w:r>
+      <w:r>
+        <w:rPr>
+          <w:lang w:val="ru-RU"/>
+        </w:rPr>
+        <w:t>/</w:t>
+      </w:r>
+      <w:r>
+        <w:t>tree</w:t>
+      </w:r>
+      <w:r>
+        <w:rPr>
+          <w:lang w:val="ru-RU"/>
+        </w:rPr>
+        <w:t>/</w:t>
+      </w:r>
+      <w:r>
+        <w:t>lab</w:t>
+      </w:r>
+      <w:r>
+        <w:rPr>
+          <w:lang w:val="ru-RU"/>
+        </w:rPr>
+        <w:t>2</w:t>
       </w:r>
     </w:p>
     <w:sectPr>
